--- a/Opisanie.docx
+++ b/Opisanie.docx
@@ -12,9 +12,9 @@
         <w:tblLook w:val="04A0" w:firstRow="1" w:lastRow="0" w:firstColumn="1" w:lastColumn="0" w:noHBand="0" w:noVBand="1"/>
       </w:tblPr>
       <w:tblGrid>
-        <w:gridCol w:w="575"/>
-        <w:gridCol w:w="958"/>
-        <w:gridCol w:w="3984"/>
+        <w:gridCol w:w="473"/>
+        <w:gridCol w:w="978"/>
+        <w:gridCol w:w="4066"/>
       </w:tblGrid>
       <w:tr>
         <w:trPr>
@@ -991,7 +991,7 @@
                 <w:rFonts w:ascii="Calibri" w:eastAsia="Times New Roman" w:hAnsi="Calibri" w:cs="Calibri"/>
                 <w:lang w:eastAsia="en-GB"/>
               </w:rPr>
-              <w:t>10</w:t>
+              <w:t>7</w:t>
             </w:r>
           </w:p>
         </w:tc>
@@ -1107,7 +1107,7 @@
                 <w:rFonts w:ascii="Calibri" w:eastAsia="Times New Roman" w:hAnsi="Calibri" w:cs="Calibri"/>
                 <w:lang w:eastAsia="en-GB"/>
               </w:rPr>
-              <w:t>20</w:t>
+              <w:t>8</w:t>
             </w:r>
           </w:p>
         </w:tc>
@@ -1225,7 +1225,7 @@
                 <w:rFonts w:ascii="Calibri" w:eastAsia="Times New Roman" w:hAnsi="Calibri" w:cs="Calibri"/>
                 <w:lang w:eastAsia="en-GB"/>
               </w:rPr>
-              <w:t>21</w:t>
+              <w:t>9</w:t>
             </w:r>
           </w:p>
         </w:tc>
@@ -1343,7 +1343,7 @@
                 <w:rFonts w:ascii="Calibri" w:eastAsia="Times New Roman" w:hAnsi="Calibri" w:cs="Calibri"/>
                 <w:lang w:eastAsia="en-GB"/>
               </w:rPr>
-              <w:t>30</w:t>
+              <w:t>10</w:t>
             </w:r>
           </w:p>
         </w:tc>
@@ -1459,7 +1459,7 @@
                 <w:rFonts w:ascii="Calibri" w:eastAsia="Times New Roman" w:hAnsi="Calibri" w:cs="Calibri"/>
                 <w:lang w:eastAsia="en-GB"/>
               </w:rPr>
-              <w:t>31</w:t>
+              <w:t>11</w:t>
             </w:r>
           </w:p>
         </w:tc>
@@ -1575,7 +1575,7 @@
                 <w:rFonts w:ascii="Calibri" w:eastAsia="Times New Roman" w:hAnsi="Calibri" w:cs="Calibri"/>
                 <w:lang w:eastAsia="en-GB"/>
               </w:rPr>
-              <w:t>32</w:t>
+              <w:t>12</w:t>
             </w:r>
           </w:p>
         </w:tc>
@@ -1691,7 +1691,7 @@
                 <w:rFonts w:ascii="Calibri" w:eastAsia="Times New Roman" w:hAnsi="Calibri" w:cs="Calibri"/>
                 <w:lang w:eastAsia="en-GB"/>
               </w:rPr>
-              <w:t>33</w:t>
+              <w:t>13</w:t>
             </w:r>
           </w:p>
         </w:tc>
@@ -1807,7 +1807,7 @@
                 <w:rFonts w:ascii="Calibri" w:eastAsia="Times New Roman" w:hAnsi="Calibri" w:cs="Calibri"/>
                 <w:lang w:eastAsia="en-GB"/>
               </w:rPr>
-              <w:t>34</w:t>
+              <w:t>14</w:t>
             </w:r>
           </w:p>
         </w:tc>
@@ -1923,7 +1923,7 @@
                 <w:rFonts w:ascii="Calibri" w:eastAsia="Times New Roman" w:hAnsi="Calibri" w:cs="Calibri"/>
                 <w:lang w:eastAsia="en-GB"/>
               </w:rPr>
-              <w:t>35</w:t>
+              <w:t>15</w:t>
             </w:r>
           </w:p>
         </w:tc>
@@ -2039,7 +2039,7 @@
                 <w:rFonts w:ascii="Calibri" w:eastAsia="Times New Roman" w:hAnsi="Calibri" w:cs="Calibri"/>
                 <w:lang w:eastAsia="en-GB"/>
               </w:rPr>
-              <w:t>36</w:t>
+              <w:t>16</w:t>
             </w:r>
           </w:p>
         </w:tc>
@@ -2155,7 +2155,7 @@
                 <w:rFonts w:ascii="Calibri" w:eastAsia="Times New Roman" w:hAnsi="Calibri" w:cs="Calibri"/>
                 <w:lang w:eastAsia="en-GB"/>
               </w:rPr>
-              <w:t>37</w:t>
+              <w:t>17</w:t>
             </w:r>
           </w:p>
         </w:tc>
@@ -2271,7 +2271,7 @@
                 <w:rFonts w:ascii="Calibri" w:eastAsia="Times New Roman" w:hAnsi="Calibri" w:cs="Calibri"/>
                 <w:lang w:eastAsia="en-GB"/>
               </w:rPr>
-              <w:t>38</w:t>
+              <w:t>18</w:t>
             </w:r>
           </w:p>
         </w:tc>
@@ -2387,7 +2387,7 @@
                 <w:rFonts w:ascii="Calibri" w:eastAsia="Times New Roman" w:hAnsi="Calibri" w:cs="Calibri"/>
                 <w:lang w:eastAsia="en-GB"/>
               </w:rPr>
-              <w:t>39</w:t>
+              <w:t>19</w:t>
             </w:r>
           </w:p>
         </w:tc>
@@ -2503,7 +2503,7 @@
                 <w:rFonts w:ascii="Calibri" w:eastAsia="Times New Roman" w:hAnsi="Calibri" w:cs="Calibri"/>
                 <w:lang w:eastAsia="en-GB"/>
               </w:rPr>
-              <w:t>50</w:t>
+              <w:t>20</w:t>
             </w:r>
           </w:p>
         </w:tc>
@@ -2619,7 +2619,7 @@
                 <w:rFonts w:ascii="Calibri" w:eastAsia="Times New Roman" w:hAnsi="Calibri" w:cs="Calibri"/>
                 <w:lang w:eastAsia="en-GB"/>
               </w:rPr>
-              <w:t>51</w:t>
+              <w:t>21</w:t>
             </w:r>
           </w:p>
         </w:tc>
@@ -2735,7 +2735,7 @@
                 <w:rFonts w:ascii="Calibri" w:eastAsia="Times New Roman" w:hAnsi="Calibri" w:cs="Calibri"/>
                 <w:lang w:eastAsia="en-GB"/>
               </w:rPr>
-              <w:t>52</w:t>
+              <w:t>22</w:t>
             </w:r>
           </w:p>
         </w:tc>
@@ -2849,7 +2849,7 @@
                 <w:rFonts w:ascii="Calibri" w:eastAsia="Times New Roman" w:hAnsi="Calibri" w:cs="Calibri"/>
                 <w:lang w:eastAsia="en-GB"/>
               </w:rPr>
-              <w:t>53</w:t>
+              <w:t>23</w:t>
             </w:r>
           </w:p>
         </w:tc>
@@ -2963,7 +2963,7 @@
                 <w:rFonts w:ascii="Calibri" w:eastAsia="Times New Roman" w:hAnsi="Calibri" w:cs="Calibri"/>
                 <w:lang w:eastAsia="en-GB"/>
               </w:rPr>
-              <w:t>54</w:t>
+              <w:t>24</w:t>
             </w:r>
           </w:p>
         </w:tc>
@@ -3077,7 +3077,7 @@
                 <w:rFonts w:ascii="Calibri" w:eastAsia="Times New Roman" w:hAnsi="Calibri" w:cs="Calibri"/>
                 <w:lang w:eastAsia="en-GB"/>
               </w:rPr>
-              <w:t>55</w:t>
+              <w:t>25</w:t>
             </w:r>
           </w:p>
         </w:tc>
@@ -3191,7 +3191,7 @@
                 <w:rFonts w:ascii="Calibri" w:eastAsia="Times New Roman" w:hAnsi="Calibri" w:cs="Calibri"/>
                 <w:lang w:eastAsia="en-GB"/>
               </w:rPr>
-              <w:t>100</w:t>
+              <w:t>26</w:t>
             </w:r>
           </w:p>
         </w:tc>
@@ -3307,7 +3307,7 @@
                 <w:rFonts w:ascii="Calibri" w:eastAsia="Times New Roman" w:hAnsi="Calibri" w:cs="Calibri"/>
                 <w:lang w:eastAsia="en-GB"/>
               </w:rPr>
-              <w:t>120</w:t>
+              <w:t>27</w:t>
             </w:r>
           </w:p>
         </w:tc>
@@ -3423,7 +3423,7 @@
                 <w:rFonts w:ascii="Calibri" w:eastAsia="Times New Roman" w:hAnsi="Calibri" w:cs="Calibri"/>
                 <w:lang w:eastAsia="en-GB"/>
               </w:rPr>
-              <w:t>121</w:t>
+              <w:t>28</w:t>
             </w:r>
           </w:p>
         </w:tc>
@@ -3539,8 +3539,10 @@
                 <w:rFonts w:ascii="Calibri" w:eastAsia="Times New Roman" w:hAnsi="Calibri" w:cs="Calibri"/>
                 <w:lang w:eastAsia="en-GB"/>
               </w:rPr>
-              <w:t>125</w:t>
-            </w:r>
+              <w:t>29</w:t>
+            </w:r>
+            <w:bookmarkStart w:id="0" w:name="_GoBack"/>
+            <w:bookmarkEnd w:id="0"/>
           </w:p>
         </w:tc>
         <w:tc>
@@ -3663,13 +3665,7 @@
         <w:t>{</w:t>
       </w:r>
       <w:r>
-        <w:t>X</w:t>
-      </w:r>
-      <w:r>
-        <w:t>}</w:t>
-      </w:r>
-      <w:r>
-        <w:t xml:space="preserve"> end</w:t>
+        <w:t>X} end</w:t>
       </w:r>
     </w:p>
     <w:p>
@@ -3690,148 +3686,164 @@
     </w:p>
     <w:p>
       <w:r>
-        <w:t xml:space="preserve">S </w:t>
-      </w:r>
-      <w:r>
-        <w:t>→</w:t>
+        <w:t xml:space="preserve">S → </w:t>
+      </w:r>
+      <w:r>
+        <w:t>I [ID]</w:t>
+      </w:r>
+      <w:r>
+        <w:t xml:space="preserve">H </w:t>
       </w:r>
       <w:r>
         <w:t xml:space="preserve"> </w:t>
       </w:r>
       <w:r>
-        <w:t xml:space="preserve">I [ID] </w:t>
-      </w:r>
-      <w:r>
-        <w:t>G</w:t>
+        <w:t>:= G</w:t>
       </w:r>
     </w:p>
     <w:p>
       <w:r>
-        <w:t xml:space="preserve">G </w:t>
-      </w:r>
-      <w:r>
-        <w:t>→</w:t>
-      </w:r>
-      <w:r>
-        <w:t xml:space="preserve"> </w:t>
-      </w:r>
-      <w:r>
-        <w:t>H := Q</w:t>
+        <w:t>H → [Q] | λ</w:t>
       </w:r>
     </w:p>
     <w:p>
       <w:r>
-        <w:t xml:space="preserve">I </w:t>
+        <w:t xml:space="preserve">G </w:t>
       </w:r>
       <w:r>
         <w:t>→</w:t>
       </w:r>
       <w:r>
-        <w:t xml:space="preserve"> var | const | array</w:t>
+        <w:t xml:space="preserve"> { W } | Q</w:t>
       </w:r>
     </w:p>
     <w:p>
       <w:r>
-        <w:t xml:space="preserve">L </w:t>
-      </w:r>
-      <w:r>
-        <w:t xml:space="preserve"> →</w:t>
-      </w:r>
-      <w:r>
-        <w:t xml:space="preserve"> while(C) {X}</w:t>
+        <w:t xml:space="preserve">W </w:t>
+      </w:r>
+      <w:r>
+        <w:t>→</w:t>
+      </w:r>
+      <w:r>
+        <w:t xml:space="preserve"> E, W | </w:t>
+      </w:r>
+      <w:r>
+        <w:t>λ</w:t>
       </w:r>
     </w:p>
     <w:p>
       <w:r>
-        <w:t xml:space="preserve">H </w:t>
-      </w:r>
-      <w:r>
-        <w:t>→</w:t>
-      </w:r>
-      <w:r>
-        <w:t xml:space="preserve"> [Q] | </w:t>
-      </w:r>
-      <w:r>
-        <w:t>λ</w:t>
+        <w:t>I → var | const | array</w:t>
       </w:r>
     </w:p>
     <w:p>
       <w:r>
-        <w:t>N → [NUM]Z</w:t>
+        <w:t>L  → while(C) {X}</w:t>
       </w:r>
     </w:p>
     <w:p>
       <w:r>
-        <w:t>Z → .[NUM] | λ</w:t>
+        <w:t>N → [NUM]Z</w:t>
       </w:r>
     </w:p>
     <w:p>
       <w:r>
-        <w:t>P → if (C) then {X</w:t>
-      </w:r>
-      <w:r>
-        <w:t>}</w:t>
-      </w:r>
-      <w:r>
-        <w:t xml:space="preserve"> E</w:t>
+        <w:t>Z → .[NUM] | λ</w:t>
       </w:r>
     </w:p>
     <w:p>
       <w:r>
-        <w:t>E → else {X}</w:t>
-      </w:r>
-      <w:r>
-        <w:t xml:space="preserve"> | λ</w:t>
+        <w:t>P → if (C) then {X</w:t>
+      </w:r>
+      <w:r>
+        <w:t>}</w:t>
+      </w:r>
+      <w:r>
+        <w:t xml:space="preserve"> E</w:t>
       </w:r>
     </w:p>
     <w:p>
       <w:r>
-        <w:t xml:space="preserve">W → </w:t>
-      </w:r>
-      <w:r>
-        <w:t xml:space="preserve">print </w:t>
-      </w:r>
-      <w:r>
-        <w:t>Q |</w:t>
-      </w:r>
-      <w:r>
-        <w:t xml:space="preserve"> </w:t>
-      </w:r>
-      <w:r>
-        <w:t xml:space="preserve">print </w:t>
-      </w:r>
-      <w:r>
-        <w:t>[ID] |</w:t>
-      </w:r>
-      <w:r>
-        <w:t xml:space="preserve"> get [ID]</w:t>
+        <w:t>E → else {X}</w:t>
+      </w:r>
+      <w:r>
+        <w:t xml:space="preserve"> | λ</w:t>
       </w:r>
     </w:p>
     <w:p>
       <w:r>
-        <w:t>C → Q &lt; Q | Q &gt; Q | Q == Q | Q != Q</w:t>
+        <w:t xml:space="preserve">W → </w:t>
+      </w:r>
+      <w:r>
+        <w:t xml:space="preserve">print </w:t>
+      </w:r>
+      <w:r>
+        <w:t>Q |</w:t>
+      </w:r>
+      <w:r>
+        <w:t xml:space="preserve"> </w:t>
+      </w:r>
+      <w:r>
+        <w:t xml:space="preserve">print </w:t>
+      </w:r>
+      <w:r>
+        <w:t>[ID] |</w:t>
+      </w:r>
+      <w:r>
+        <w:t xml:space="preserve"> get [ID]</w:t>
       </w:r>
     </w:p>
     <w:p>
       <w:r>
-        <w:t>Q → Q + T | Q - T | T</w:t>
-      </w:r>
-      <w:bookmarkStart w:id="0" w:name="_GoBack"/>
-      <w:bookmarkEnd w:id="0"/>
+        <w:t>C → Q &lt; Q | Q &gt; Q | Q == Q | Q != Q</w:t>
+      </w:r>
     </w:p>
     <w:p>
       <w:r>
-        <w:t>T → T * F | T / F | F</w:t>
+        <w:t>Q → Q + T | Q - T | T</w:t>
       </w:r>
     </w:p>
     <w:p>
       <w:r>
-        <w:t>F → (Q) | [ID]</w:t>
+        <w:t>T → T * F | T / F | F</w:t>
+      </w:r>
+    </w:p>
+    <w:p>
+      <w:r>
+        <w:t xml:space="preserve">F </w:t>
+      </w:r>
+      <w:r>
+        <w:t>→</w:t>
+      </w:r>
+      <w:r>
+        <w:t xml:space="preserve"> (E) | </w:t>
+      </w:r>
+      <w:r>
+        <w:t>λ</w:t>
+      </w:r>
+    </w:p>
+    <w:p>
+      <w:r>
+        <w:t>E → Q</w:t>
+      </w:r>
+      <w:r>
+        <w:t xml:space="preserve"> | [ID]</w:t>
       </w:r>
       <w:r>
         <w:t xml:space="preserve"> | N</w:t>
       </w:r>
     </w:p>
+    <w:p/>
+    <w:p/>
+    <w:p/>
+    <w:p/>
+    <w:p>
+      <w:r>
+        <w:t xml:space="preserve">2 *  </w:t>
+      </w:r>
+    </w:p>
+    <w:p/>
+    <w:p/>
     <w:p>
       <w:r>
         <w:br w:type="page"/>
@@ -4240,7 +4252,7 @@
   <w:style w:type="paragraph" w:default="1" w:styleId="Normal">
     <w:name w:val="Normal"/>
     <w:qFormat/>
-    <w:rsid w:val="00635624"/>
+    <w:rsid w:val="00F76F95"/>
   </w:style>
   <w:style w:type="character" w:default="1" w:styleId="DefaultParagraphFont">
     <w:name w:val="Default Paragraph Font"/>

--- a/Opisanie.docx
+++ b/Opisanie.docx
@@ -3541,8 +3541,6 @@
               </w:rPr>
               <w:t>29</w:t>
             </w:r>
-            <w:bookmarkStart w:id="0" w:name="_GoBack"/>
-            <w:bookmarkEnd w:id="0"/>
           </w:p>
         </w:tc>
         <w:tc>
@@ -3714,7 +3712,13 @@
         <w:t>→</w:t>
       </w:r>
       <w:r>
-        <w:t xml:space="preserve"> { W } | Q</w:t>
+        <w:t xml:space="preserve"> { </w:t>
+      </w:r>
+      <w:r>
+        <w:t>E</w:t>
+      </w:r>
+      <w:r>
+        <w:t>W } | Q</w:t>
       </w:r>
     </w:p>
     <w:p>
@@ -3725,7 +3729,10 @@
         <w:t>→</w:t>
       </w:r>
       <w:r>
-        <w:t xml:space="preserve"> E, W | </w:t>
+        <w:t xml:space="preserve"> ,EW</w:t>
+      </w:r>
+      <w:r>
+        <w:t xml:space="preserve"> | </w:t>
       </w:r>
       <w:r>
         <w:t>λ</w:t>
@@ -3735,6 +3742,8 @@
       <w:r>
         <w:t>I → var | const | array</w:t>
       </w:r>
+      <w:bookmarkStart w:id="0" w:name="_GoBack"/>
+      <w:bookmarkEnd w:id="0"/>
     </w:p>
     <w:p>
       <w:r>

--- a/Opisanie.docx
+++ b/Opisanie.docx
@@ -3742,116 +3742,110 @@
       <w:r>
         <w:t>I → var | const | array</w:t>
       </w:r>
+    </w:p>
+    <w:p>
+      <w:r>
+        <w:t>L  → while(C) {X}</w:t>
+      </w:r>
+    </w:p>
+    <w:p>
+      <w:r>
+        <w:t>N → [NUM]Z</w:t>
+      </w:r>
+    </w:p>
+    <w:p>
+      <w:r>
+        <w:t>Z → .[NUM] | λ</w:t>
+      </w:r>
+    </w:p>
+    <w:p>
+      <w:r>
+        <w:t>P → if (C) then {X</w:t>
+      </w:r>
+      <w:r>
+        <w:t>}</w:t>
+      </w:r>
+      <w:r>
+        <w:t xml:space="preserve"> E</w:t>
+      </w:r>
+    </w:p>
+    <w:p>
+      <w:r>
+        <w:t>E → else {X}</w:t>
+      </w:r>
+      <w:r>
+        <w:t xml:space="preserve"> | λ</w:t>
+      </w:r>
+    </w:p>
+    <w:p>
+      <w:r>
+        <w:t xml:space="preserve">W → </w:t>
+      </w:r>
+      <w:r>
+        <w:t xml:space="preserve">print </w:t>
+      </w:r>
+      <w:r>
+        <w:t>Q |</w:t>
+      </w:r>
+      <w:r>
+        <w:t xml:space="preserve"> </w:t>
+      </w:r>
+      <w:r>
+        <w:t xml:space="preserve">print </w:t>
+      </w:r>
+      <w:r>
+        <w:t>[ID] |</w:t>
+      </w:r>
+      <w:r>
+        <w:t xml:space="preserve"> get [ID]</w:t>
+      </w:r>
+    </w:p>
+    <w:p>
+      <w:r>
+        <w:t>C → Q &lt; Q | Q &gt; Q | Q == Q | Q != Q</w:t>
+      </w:r>
+    </w:p>
+    <w:p>
+      <w:r>
+        <w:t>Q → Q + T | Q - T | T</w:t>
+      </w:r>
+    </w:p>
+    <w:p>
+      <w:r>
+        <w:t>T → T * F | T / F | F</w:t>
+      </w:r>
+    </w:p>
+    <w:p>
+      <w:r>
+        <w:t xml:space="preserve">F </w:t>
+      </w:r>
+      <w:r>
+        <w:t>→</w:t>
+      </w:r>
+      <w:r>
+        <w:t xml:space="preserve"> (E) | </w:t>
+      </w:r>
+      <w:r>
+        <w:t>λ</w:t>
+      </w:r>
+    </w:p>
+    <w:p>
+      <w:r>
+        <w:t>E → Q</w:t>
+      </w:r>
+      <w:r>
+        <w:t xml:space="preserve"> | [ID]</w:t>
+      </w:r>
+      <w:r>
+        <w:t xml:space="preserve"> | N</w:t>
+      </w:r>
+    </w:p>
+    <w:p/>
+    <w:p/>
+    <w:p>
       <w:bookmarkStart w:id="0" w:name="_GoBack"/>
       <w:bookmarkEnd w:id="0"/>
     </w:p>
-    <w:p>
-      <w:r>
-        <w:t>L  → while(C) {X}</w:t>
-      </w:r>
-    </w:p>
-    <w:p>
-      <w:r>
-        <w:t>N → [NUM]Z</w:t>
-      </w:r>
-    </w:p>
-    <w:p>
-      <w:r>
-        <w:t>Z → .[NUM] | λ</w:t>
-      </w:r>
-    </w:p>
-    <w:p>
-      <w:r>
-        <w:t>P → if (C) then {X</w:t>
-      </w:r>
-      <w:r>
-        <w:t>}</w:t>
-      </w:r>
-      <w:r>
-        <w:t xml:space="preserve"> E</w:t>
-      </w:r>
-    </w:p>
-    <w:p>
-      <w:r>
-        <w:t>E → else {X}</w:t>
-      </w:r>
-      <w:r>
-        <w:t xml:space="preserve"> | λ</w:t>
-      </w:r>
-    </w:p>
-    <w:p>
-      <w:r>
-        <w:t xml:space="preserve">W → </w:t>
-      </w:r>
-      <w:r>
-        <w:t xml:space="preserve">print </w:t>
-      </w:r>
-      <w:r>
-        <w:t>Q |</w:t>
-      </w:r>
-      <w:r>
-        <w:t xml:space="preserve"> </w:t>
-      </w:r>
-      <w:r>
-        <w:t xml:space="preserve">print </w:t>
-      </w:r>
-      <w:r>
-        <w:t>[ID] |</w:t>
-      </w:r>
-      <w:r>
-        <w:t xml:space="preserve"> get [ID]</w:t>
-      </w:r>
-    </w:p>
-    <w:p>
-      <w:r>
-        <w:t>C → Q &lt; Q | Q &gt; Q | Q == Q | Q != Q</w:t>
-      </w:r>
-    </w:p>
-    <w:p>
-      <w:r>
-        <w:t>Q → Q + T | Q - T | T</w:t>
-      </w:r>
-    </w:p>
-    <w:p>
-      <w:r>
-        <w:t>T → T * F | T / F | F</w:t>
-      </w:r>
-    </w:p>
-    <w:p>
-      <w:r>
-        <w:t xml:space="preserve">F </w:t>
-      </w:r>
-      <w:r>
-        <w:t>→</w:t>
-      </w:r>
-      <w:r>
-        <w:t xml:space="preserve"> (E) | </w:t>
-      </w:r>
-      <w:r>
-        <w:t>λ</w:t>
-      </w:r>
-    </w:p>
-    <w:p>
-      <w:r>
-        <w:t>E → Q</w:t>
-      </w:r>
-      <w:r>
-        <w:t xml:space="preserve"> | [ID]</w:t>
-      </w:r>
-      <w:r>
-        <w:t xml:space="preserve"> | N</w:t>
-      </w:r>
-    </w:p>
-    <w:p/>
-    <w:p/>
-    <w:p/>
-    <w:p/>
-    <w:p>
-      <w:r>
-        <w:t xml:space="preserve">2 *  </w:t>
-      </w:r>
-    </w:p>
-    <w:p/>
     <w:p/>
     <w:p>
       <w:r>

--- a/Opisanie.docx
+++ b/Opisanie.docx
@@ -24,479 +24,105 @@
     <w:p/>
     <w:p>
       <w:r>
-        <w:t xml:space="preserve">A </w:t>
-      </w:r>
-      <w:r>
-        <w:tab/>
-      </w:r>
-      <w:r>
-        <w:t>→</w:t>
-      </w:r>
-      <w:r>
-        <w:t xml:space="preserve"> </w:t>
-      </w:r>
-      <w:r>
-        <w:tab/>
-      </w:r>
-      <w:r>
-        <w:t xml:space="preserve">begin </w:t>
-      </w:r>
-      <w:r>
-        <w:rPr>
-          <w:lang w:val="en-US"/>
-        </w:rPr>
-        <w:t>{</w:t>
-      </w:r>
-      <w:r>
-        <w:rPr>
-          <w:lang w:val="en-US"/>
-        </w:rPr>
-        <w:t>Ă</w:t>
-      </w:r>
-      <w:r>
-        <w:t>X</w:t>
-      </w:r>
-      <w:r>
-        <w:t>Ă</w:t>
-      </w:r>
-      <w:r>
-        <w:t>} end</w:t>
-      </w:r>
-    </w:p>
-    <w:p>
-      <w:pPr>
-        <w:rPr>
-          <w:lang w:val="en-US"/>
-        </w:rPr>
-      </w:pPr>
-      <w:r>
-        <w:t xml:space="preserve">Ă </w:t>
-      </w:r>
-      <w:r>
-        <w:tab/>
-      </w:r>
-      <w:r>
-        <w:t>→</w:t>
-      </w:r>
-      <w:r>
-        <w:t xml:space="preserve"> </w:t>
-      </w:r>
-      <w:r>
-        <w:tab/>
-      </w:r>
-      <w:r>
-        <w:t>\n | λ</w:t>
-      </w:r>
-    </w:p>
-    <w:p>
-      <w:r>
-        <w:t xml:space="preserve">X </w:t>
-      </w:r>
-      <w:r>
-        <w:tab/>
-      </w:r>
-      <w:r>
-        <w:t>→</w:t>
-      </w:r>
-      <w:r>
-        <w:t xml:space="preserve"> </w:t>
-      </w:r>
-      <w:r>
-        <w:tab/>
-      </w:r>
-      <w:r>
-        <w:t>B; X | λ</w:t>
-      </w:r>
-      <w:r>
-        <w:tab/>
-      </w:r>
-      <w:r>
-        <w:tab/>
-      </w:r>
-    </w:p>
-    <w:p>
-      <w:r>
-        <w:t xml:space="preserve">B </w:t>
-      </w:r>
-      <w:r>
-        <w:tab/>
-      </w:r>
-      <w:r>
-        <w:t>→</w:t>
-      </w:r>
-      <w:r>
-        <w:t xml:space="preserve"> </w:t>
-      </w:r>
-      <w:r>
-        <w:tab/>
-      </w:r>
-      <w:r>
-        <w:t>W | P | S | L</w:t>
-      </w:r>
-    </w:p>
-    <w:p>
-      <w:r>
-        <w:t xml:space="preserve">S </w:t>
-      </w:r>
-      <w:r>
-        <w:tab/>
-      </w:r>
-      <w:r>
-        <w:t>→</w:t>
-      </w:r>
-      <w:r>
-        <w:t xml:space="preserve"> </w:t>
-      </w:r>
-      <w:r>
-        <w:tab/>
-      </w:r>
-      <w:r>
-        <w:t>I [ID]H  := G</w:t>
-      </w:r>
-    </w:p>
-    <w:p>
-      <w:r>
-        <w:t xml:space="preserve">H </w:t>
-      </w:r>
-      <w:r>
-        <w:tab/>
-      </w:r>
-      <w:r>
-        <w:t>→</w:t>
-      </w:r>
-      <w:r>
-        <w:t xml:space="preserve"> </w:t>
-      </w:r>
-      <w:r>
-        <w:tab/>
-      </w:r>
-      <w:r>
-        <w:t>[Q] | λ</w:t>
-      </w:r>
-    </w:p>
-    <w:p>
-      <w:r>
-        <w:t xml:space="preserve">G </w:t>
-      </w:r>
-      <w:r>
-        <w:tab/>
-      </w:r>
-      <w:r>
-        <w:t>→</w:t>
-      </w:r>
-      <w:r>
-        <w:t xml:space="preserve"> </w:t>
-      </w:r>
-      <w:r>
-        <w:tab/>
-      </w:r>
-      <w:r>
-        <w:t>{ JK } | Q</w:t>
-      </w:r>
-    </w:p>
-    <w:p>
-      <w:r>
-        <w:t xml:space="preserve">K </w:t>
-      </w:r>
-      <w:r>
-        <w:tab/>
-      </w:r>
-      <w:r>
-        <w:t>→</w:t>
-      </w:r>
-      <w:r>
-        <w:t xml:space="preserve"> </w:t>
-      </w:r>
-      <w:r>
-        <w:tab/>
-      </w:r>
-      <w:r>
-        <w:t>,JK | λ</w:t>
-      </w:r>
-    </w:p>
-    <w:p>
-      <w:r>
-        <w:t xml:space="preserve">J </w:t>
-      </w:r>
-      <w:r>
-        <w:tab/>
-      </w:r>
-      <w:r>
-        <w:t>→</w:t>
-      </w:r>
-      <w:r>
-        <w:t xml:space="preserve"> </w:t>
-      </w:r>
-      <w:r>
-        <w:tab/>
-      </w:r>
-      <w:r>
-        <w:t>Q | [ID] | N</w:t>
-      </w:r>
-    </w:p>
-    <w:p>
-      <w:r>
-        <w:t xml:space="preserve">I </w:t>
-      </w:r>
-      <w:r>
-        <w:tab/>
-      </w:r>
-      <w:r>
-        <w:t>→</w:t>
-      </w:r>
-      <w:r>
-        <w:t xml:space="preserve"> </w:t>
-      </w:r>
-      <w:r>
-        <w:tab/>
-      </w:r>
-      <w:r>
-        <w:t>var | const | array |</w:t>
-      </w:r>
-      <w:r>
-        <w:t xml:space="preserve"> </w:t>
-      </w:r>
-      <w:r>
-        <w:t>λ</w:t>
-      </w:r>
-    </w:p>
-    <w:p>
-      <w:r>
-        <w:t xml:space="preserve">L  </w:t>
-      </w:r>
-      <w:r>
-        <w:tab/>
-      </w:r>
-      <w:r>
-        <w:t>→</w:t>
-      </w:r>
-      <w:r>
-        <w:t xml:space="preserve"> </w:t>
-      </w:r>
-      <w:r>
-        <w:tab/>
-      </w:r>
-      <w:r>
-        <w:t>while(C) {</w:t>
-      </w:r>
-      <w:r>
-        <w:t>Ă</w:t>
-      </w:r>
-      <w:r>
-        <w:t>X</w:t>
-      </w:r>
-      <w:r>
-        <w:t>Ă</w:t>
-      </w:r>
-      <w:r>
-        <w:t>}</w:t>
-      </w:r>
-    </w:p>
-    <w:p>
-      <w:r>
-        <w:t xml:space="preserve">N </w:t>
-      </w:r>
-      <w:r>
-        <w:tab/>
-      </w:r>
-      <w:r>
-        <w:t>→</w:t>
-      </w:r>
-      <w:r>
-        <w:t xml:space="preserve"> </w:t>
-      </w:r>
-      <w:r>
-        <w:tab/>
-      </w:r>
-      <w:r>
-        <w:t>[NUM]Z</w:t>
-      </w:r>
-    </w:p>
-    <w:p>
-      <w:r>
-        <w:t xml:space="preserve">Z </w:t>
-      </w:r>
-      <w:r>
-        <w:tab/>
-      </w:r>
-      <w:r>
-        <w:t>→</w:t>
-      </w:r>
-      <w:r>
-        <w:t xml:space="preserve"> </w:t>
-      </w:r>
-      <w:r>
-        <w:tab/>
-      </w:r>
-      <w:r>
-        <w:t>.[NUM] | λ</w:t>
-      </w:r>
-    </w:p>
-    <w:p>
-      <w:r>
-        <w:t xml:space="preserve">P </w:t>
-      </w:r>
-      <w:r>
-        <w:tab/>
-      </w:r>
-      <w:r>
-        <w:t>→</w:t>
-      </w:r>
-      <w:r>
-        <w:t xml:space="preserve"> </w:t>
-      </w:r>
-      <w:r>
-        <w:tab/>
-      </w:r>
-      <w:r>
-        <w:t>if (C) then {</w:t>
-      </w:r>
-      <w:r>
-        <w:t>Ă</w:t>
-      </w:r>
-      <w:r>
-        <w:t>X</w:t>
-      </w:r>
-      <w:r>
-        <w:t>Ă</w:t>
-      </w:r>
-      <w:r>
-        <w:t>} E</w:t>
-      </w:r>
-    </w:p>
-    <w:p>
-      <w:r>
-        <w:t xml:space="preserve">E </w:t>
-      </w:r>
-      <w:r>
-        <w:tab/>
-      </w:r>
-      <w:r>
-        <w:t>→</w:t>
-      </w:r>
-      <w:r>
-        <w:t xml:space="preserve"> </w:t>
-      </w:r>
-      <w:r>
-        <w:tab/>
-      </w:r>
-      <w:r>
-        <w:t>else {</w:t>
-      </w:r>
-      <w:r>
-        <w:t>Ă</w:t>
-      </w:r>
-      <w:r>
-        <w:t>X</w:t>
-      </w:r>
-      <w:r>
-        <w:t>Ă</w:t>
-      </w:r>
-      <w:r>
-        <w:t>} | λ</w:t>
-      </w:r>
-    </w:p>
-    <w:p>
-      <w:r>
-        <w:t xml:space="preserve">W </w:t>
-      </w:r>
-      <w:r>
-        <w:tab/>
-      </w:r>
-      <w:r>
-        <w:t>→</w:t>
-      </w:r>
-      <w:r>
-        <w:t xml:space="preserve"> </w:t>
-      </w:r>
-      <w:r>
-        <w:tab/>
-      </w:r>
-      <w:r>
-        <w:t>print Q | print [ID] | get [ID]</w:t>
-      </w:r>
-    </w:p>
-    <w:p>
-      <w:r>
-        <w:t xml:space="preserve">C </w:t>
-      </w:r>
-      <w:r>
-        <w:tab/>
-      </w:r>
-      <w:r>
-        <w:t>→</w:t>
-      </w:r>
-      <w:r>
-        <w:t xml:space="preserve"> </w:t>
-      </w:r>
-      <w:r>
-        <w:tab/>
-      </w:r>
-      <w:r>
-        <w:t>Q &lt; Q | Q &gt; Q | Q = Q | Q != Q</w:t>
-      </w:r>
-    </w:p>
-    <w:p>
-      <w:r>
-        <w:t xml:space="preserve">Q </w:t>
-      </w:r>
-      <w:r>
-        <w:tab/>
-      </w:r>
-      <w:r>
-        <w:t>→</w:t>
-      </w:r>
-      <w:r>
-        <w:t xml:space="preserve"> </w:t>
-      </w:r>
-      <w:r>
-        <w:tab/>
-      </w:r>
-      <w:r>
-        <w:t>Q + T | Q - T | T</w:t>
-      </w:r>
-    </w:p>
-    <w:p>
-      <w:r>
-        <w:t xml:space="preserve">T </w:t>
-      </w:r>
-      <w:r>
-        <w:tab/>
-      </w:r>
-      <w:r>
-        <w:t>→</w:t>
-      </w:r>
-      <w:r>
-        <w:t xml:space="preserve"> </w:t>
-      </w:r>
-      <w:r>
-        <w:tab/>
-      </w:r>
-      <w:r>
-        <w:t>T * F | T / F | F</w:t>
-      </w:r>
-    </w:p>
-    <w:p>
-      <w:r>
-        <w:t xml:space="preserve">F </w:t>
-      </w:r>
-      <w:r>
-        <w:tab/>
-      </w:r>
-      <w:r>
-        <w:t>→</w:t>
-      </w:r>
-      <w:r>
-        <w:t xml:space="preserve"> </w:t>
-      </w:r>
-      <w:r>
-        <w:tab/>
-      </w:r>
-      <w:r>
-        <w:t>(Q) |N | [ID]</w:t>
-      </w:r>
-    </w:p>
-    <w:p/>
+        <w:t>A  → begin { Ă X Ă } end</w:t>
+      </w:r>
+    </w:p>
+    <w:p>
+      <w:r>
+        <w:t>Ă  → \n Ă | λ</w:t>
+      </w:r>
+    </w:p>
+    <w:p>
+      <w:r>
+        <w:t>X  → B ; X   | λ</w:t>
+      </w:r>
+    </w:p>
+    <w:p>
+      <w:r>
+        <w:t>B  → W   | P   | S   | L</w:t>
+      </w:r>
+    </w:p>
+    <w:p>
+      <w:r>
+        <w:t>S  → I [ID] H := G</w:t>
+      </w:r>
+    </w:p>
+    <w:p>
+      <w:r>
+        <w:t>H  → [Q]  | λ</w:t>
+      </w:r>
+    </w:p>
+    <w:p>
+      <w:r>
+        <w:t>G  → { F</w:t>
+      </w:r>
+      <w:r>
+        <w:t xml:space="preserve"> K } | Q</w:t>
+      </w:r>
+    </w:p>
+    <w:p>
+      <w:r>
+        <w:t>K  → , F</w:t>
+      </w:r>
+      <w:r>
+        <w:t xml:space="preserve"> K | λ</w:t>
+      </w:r>
+    </w:p>
+    <w:p>
+      <w:r>
+        <w:t>I  → var | const | array | λ</w:t>
+      </w:r>
+    </w:p>
+    <w:p>
+      <w:r>
+        <w:t>L  → while ( C ) { Ă X Ă }</w:t>
+      </w:r>
+    </w:p>
+    <w:p>
+      <w:r>
+        <w:t>P  → if ( C ) then { Ă X Ă } E</w:t>
+      </w:r>
+    </w:p>
+    <w:p>
+      <w:r>
+        <w:t>E  → else { Ă X Ă }  | λ</w:t>
+      </w:r>
+    </w:p>
+    <w:p>
+      <w:r>
+        <w:t>W  → print Q | print [ID] | get [ID]</w:t>
+      </w:r>
+    </w:p>
+    <w:p>
+      <w:r>
+        <w:t>C  → Q &lt; Q  | Q &gt; Q | Q = Q | Q != Q</w:t>
+      </w:r>
+    </w:p>
+    <w:p>
+      <w:r>
+        <w:t>Q  → T Q1</w:t>
+      </w:r>
+    </w:p>
+    <w:p>
+      <w:r>
+        <w:t>Q1 → + T Q1 | - T Q1  | λ</w:t>
+      </w:r>
+    </w:p>
+    <w:p>
+      <w:r>
+        <w:t>T  → F T1</w:t>
+      </w:r>
+    </w:p>
+    <w:p>
+      <w:r>
+        <w:t>T1 → * F T1  | / F T1  | λ</w:t>
+      </w:r>
+    </w:p>
+    <w:p>
+      <w:r>
+        <w:t>F  → ( Q ) | N | [ID]</w:t>
+      </w:r>
+    </w:p>
     <w:p>
       <w:r>
         <w:br w:type="page"/>
@@ -540,14 +166,27 @@
         <w:tab/>
       </w:r>
       <w:r>
-        <w:t>begin A1</w:t>
+        <w:t xml:space="preserve">begin </w:t>
+      </w:r>
+      <w:r>
+        <w:t>L0</w:t>
+      </w:r>
+      <w:r>
+        <w:t xml:space="preserve"> </w:t>
+      </w:r>
+      <w:bookmarkStart w:id="0" w:name="_GoBack"/>
+      <w:bookmarkEnd w:id="0"/>
+      <w:r>
+        <w:t>end</w:t>
       </w:r>
       <w:r>
         <w:br/>
       </w:r>
       <w:r>
-        <w:br/>
-        <w:t xml:space="preserve">A1 </w:t>
+        <w:t>A1</w:t>
+      </w:r>
+      <w:r>
+        <w:t xml:space="preserve"> </w:t>
       </w:r>
       <w:r>
         <w:tab/>
@@ -556,62 +195,31 @@
         <w:t>→</w:t>
       </w:r>
       <w:r>
-        <w:t xml:space="preserve"> </w:t>
-      </w:r>
-      <w:r>
-        <w:tab/>
-      </w:r>
-      <w:r>
-        <w:t xml:space="preserve">{ Ă X Ă </w:t>
-      </w:r>
-      <w:r>
-        <w:t>A2</w:t>
-      </w:r>
-    </w:p>
-    <w:p>
-      <w:r>
-        <w:t xml:space="preserve">A2 </w:t>
-      </w:r>
-      <w:r>
-        <w:tab/>
-      </w:r>
-      <w:r>
-        <w:t>→</w:t>
-      </w:r>
-      <w:r>
-        <w:tab/>
-      </w:r>
-      <w:r>
-        <w:t>} end</w:t>
-      </w:r>
-      <w:r>
-        <w:br/>
-      </w:r>
-      <w:r>
-        <w:br/>
-        <w:t xml:space="preserve">Ă </w:t>
-      </w:r>
-      <w:r>
-        <w:tab/>
-      </w:r>
-      <w:r>
-        <w:t>→</w:t>
-      </w:r>
-      <w:r>
         <w:tab/>
       </w:r>
       <w:r>
         <w:t>\n</w:t>
       </w:r>
       <w:r>
-        <w:t xml:space="preserve"> |</w:t>
+        <w:t xml:space="preserve"> </w:t>
+      </w:r>
+      <w:r>
+        <w:t>A1</w:t>
+      </w:r>
+      <w:r>
+        <w:rPr>
+          <w:lang w:val="en-US"/>
+        </w:rPr>
+        <w:t xml:space="preserve"> </w:t>
+      </w:r>
+      <w:r>
+        <w:t>|</w:t>
       </w:r>
       <w:r>
         <w:t xml:space="preserve"> λ</w:t>
       </w:r>
-      <w:r>
-        <w:br/>
-      </w:r>
+    </w:p>
+    <w:p>
       <w:r>
         <w:br/>
         <w:t>X</w:t>
@@ -642,11 +250,6 @@
       </w:r>
     </w:p>
     <w:p>
-      <w:pPr>
-        <w:rPr>
-          <w:lang w:val="en-US"/>
-        </w:rPr>
-      </w:pPr>
       <w:r>
         <w:tab/>
       </w:r>
@@ -657,22 +260,13 @@
         <w:t>if</w:t>
       </w:r>
       <w:r>
-        <w:t xml:space="preserve"> (</w:t>
-      </w:r>
-      <w:r>
-        <w:t xml:space="preserve"> </w:t>
-      </w:r>
-      <w:r>
-        <w:t>C</w:t>
-      </w:r>
-      <w:r>
-        <w:t xml:space="preserve"> </w:t>
-      </w:r>
-      <w:r>
-        <w:t>X3</w:t>
-      </w:r>
-      <w:r>
-        <w:t xml:space="preserve"> </w:t>
+        <w:t xml:space="preserve"> </w:t>
+      </w:r>
+      <w:r>
+        <w:t>X2</w:t>
+      </w:r>
+      <w:r>
+        <w:t xml:space="preserve"> E</w:t>
       </w:r>
       <w:r>
         <w:rPr>
@@ -684,19 +278,13 @@
         <w:rPr>
           <w:lang w:val="en-US"/>
         </w:rPr>
-        <w:t xml:space="preserve"> </w:t>
-      </w:r>
-      <w:r>
-        <w:rPr>
-          <w:lang w:val="en-US"/>
-        </w:rPr>
-        <w:t>while ( C X3</w:t>
-      </w:r>
-      <w:r>
-        <w:rPr>
-          <w:lang w:val="en-US"/>
-        </w:rPr>
-        <w:t xml:space="preserve"> </w:t>
+        <w:t xml:space="preserve"> while </w:t>
+      </w:r>
+      <w:r>
+        <w:rPr>
+          <w:lang w:val="en-US"/>
+        </w:rPr>
+        <w:t>X2</w:t>
       </w:r>
       <w:r>
         <w:rPr>
@@ -761,6 +349,9 @@
       <w:r>
         <w:t xml:space="preserve"> </w:t>
       </w:r>
+      <w:r>
+        <w:t>λ</w:t>
+      </w:r>
     </w:p>
     <w:p>
       <w:r>
@@ -774,52 +365,126 @@
       </w:r>
       <w:r>
         <w:tab/>
-        <w:t>; Ă X</w:t>
-      </w:r>
-    </w:p>
-    <w:p>
-      <w:pPr>
-        <w:rPr>
-          <w:lang w:val="en-US"/>
-        </w:rPr>
-      </w:pPr>
+        <w:t>; A1</w:t>
+      </w:r>
+      <w:r>
+        <w:t xml:space="preserve"> X</w:t>
+      </w:r>
+      <w:r>
+        <w:t xml:space="preserve"> | λ</w:t>
+      </w:r>
+    </w:p>
+    <w:p>
       <w:r>
         <w:t>X2</w:t>
       </w:r>
       <w:r>
         <w:tab/>
-      </w:r>
-      <w:r>
         <w:t>→</w:t>
       </w:r>
       <w:r>
         <w:tab/>
-      </w:r>
-      <w:r>
-        <w:rPr>
-          <w:lang w:val="en-US"/>
-        </w:rPr>
-        <w:t xml:space="preserve">} E </w:t>
-      </w:r>
-    </w:p>
-    <w:p>
-      <w:r>
-        <w:t xml:space="preserve">X3 </w:t>
-      </w:r>
-      <w:r>
-        <w:tab/>
-      </w:r>
-      <w:r>
+        <w:t xml:space="preserve">( </w:t>
+      </w:r>
+      <w:r>
+        <w:rPr>
+          <w:lang w:val="en-US"/>
+        </w:rPr>
+        <w:t>Q &lt; Q</w:t>
+      </w:r>
+      <w:r>
+        <w:rPr>
+          <w:lang w:val="en-US"/>
+        </w:rPr>
+        <w:t xml:space="preserve"> </w:t>
+      </w:r>
+      <w:r>
+        <w:rPr>
+          <w:lang w:val="en-US"/>
+        </w:rPr>
+        <w:t>)</w:t>
+      </w:r>
+      <w:r>
+        <w:rPr>
+          <w:lang w:val="en-US"/>
+        </w:rPr>
+        <w:t xml:space="preserve"> </w:t>
+      </w:r>
+      <w:r>
+        <w:t>L0</w:t>
+      </w:r>
+      <w:r>
+        <w:t xml:space="preserve">| </w:t>
+      </w:r>
+      <w:r>
+        <w:t xml:space="preserve">  </w:t>
+      </w:r>
+      <w:r>
+        <w:t xml:space="preserve">( </w:t>
+      </w:r>
+      <w:r>
+        <w:rPr>
+          <w:lang w:val="en-US"/>
+        </w:rPr>
+        <w:t xml:space="preserve">Q &gt; Q ) </w:t>
+      </w:r>
+      <w:r>
+        <w:t>L0</w:t>
+      </w:r>
+      <w:r>
+        <w:t xml:space="preserve">|   ( </w:t>
+      </w:r>
+      <w:r>
+        <w:rPr>
+          <w:lang w:val="en-US"/>
+        </w:rPr>
+        <w:t xml:space="preserve">Q = Q ) </w:t>
+      </w:r>
+      <w:r>
+        <w:t>L0</w:t>
+      </w:r>
+      <w:r>
+        <w:t xml:space="preserve">|   ( </w:t>
+      </w:r>
+      <w:r>
+        <w:rPr>
+          <w:lang w:val="en-US"/>
+        </w:rPr>
+        <w:t xml:space="preserve">Q != Q ) </w:t>
+      </w:r>
+      <w:r>
+        <w:t>L0</w:t>
+      </w:r>
+    </w:p>
+    <w:p>
+      <w:r>
+        <w:t xml:space="preserve">E </w:t>
+      </w:r>
+      <w:r>
+        <w:tab/>
         <w:t>→</w:t>
       </w:r>
       <w:r>
-        <w:tab/>
-      </w:r>
-      <w:r>
-        <w:t>) { Ă X Ă X2</w:t>
-      </w:r>
-    </w:p>
-    <w:p>
+        <w:t xml:space="preserve"> </w:t>
+      </w:r>
+      <w:r>
+        <w:tab/>
+        <w:t xml:space="preserve">else </w:t>
+      </w:r>
+      <w:r>
+        <w:t>CL</w:t>
+      </w:r>
+      <w:r>
+        <w:t xml:space="preserve"> | λ</w:t>
+      </w:r>
+    </w:p>
+    <w:p/>
+    <w:p>
+      <w:pPr>
+        <w:rPr>
+          <w:lang w:val="en-US"/>
+        </w:rPr>
+      </w:pPr>
       <w:r>
         <w:t xml:space="preserve">S </w:t>
       </w:r>
@@ -836,87 +501,45 @@
         <w:rPr>
           <w:lang w:val="en-US"/>
         </w:rPr>
-        <w:t>[ID] H := G</w:t>
-      </w:r>
-    </w:p>
-    <w:p>
-      <w:r>
-        <w:t xml:space="preserve">S1 </w:t>
-      </w:r>
-      <w:r>
-        <w:tab/>
-      </w:r>
-      <w:r>
-        <w:t>→</w:t>
-      </w:r>
-      <w:r>
-        <w:tab/>
-      </w:r>
-      <w:r>
-        <w:rPr>
-          <w:lang w:val="en-US"/>
-        </w:rPr>
-        <w:t>:= G</w:t>
-      </w:r>
-    </w:p>
-    <w:p>
-      <w:r>
-        <w:t xml:space="preserve">E </w:t>
-      </w:r>
-      <w:r>
-        <w:tab/>
-      </w:r>
-      <w:r>
-        <w:t>→</w:t>
-      </w:r>
-      <w:r>
-        <w:t xml:space="preserve"> </w:t>
-      </w:r>
-      <w:r>
-        <w:tab/>
-        <w:t>else {</w:t>
-      </w:r>
-      <w:r>
-        <w:t xml:space="preserve"> </w:t>
-      </w:r>
-      <w:r>
-        <w:t>Ă</w:t>
-      </w:r>
-      <w:r>
-        <w:t xml:space="preserve"> </w:t>
-      </w:r>
-      <w:r>
-        <w:t>X</w:t>
-      </w:r>
-      <w:r>
-        <w:t xml:space="preserve"> </w:t>
-      </w:r>
-      <w:r>
-        <w:t>Ă</w:t>
-      </w:r>
-      <w:r>
-        <w:t xml:space="preserve"> </w:t>
-      </w:r>
-      <w:r>
-        <w:t>E1</w:t>
-      </w:r>
-      <w:r>
-        <w:t>| λ</w:t>
-      </w:r>
-    </w:p>
-    <w:p>
-      <w:r>
-        <w:t>E1</w:t>
-      </w:r>
-      <w:r>
-        <w:tab/>
-      </w:r>
-      <w:r>
-        <w:t>→</w:t>
-      </w:r>
-      <w:r>
-        <w:tab/>
-        <w:t>}</w:t>
+        <w:t>[ID] H</w:t>
+      </w:r>
+      <w:r>
+        <w:rPr>
+          <w:lang w:val="en-US"/>
+        </w:rPr>
+        <w:t xml:space="preserve"> </w:t>
+      </w:r>
+      <w:r>
+        <w:rPr>
+          <w:lang w:val="en-US"/>
+        </w:rPr>
+        <w:t>G</w:t>
+      </w:r>
+    </w:p>
+    <w:p>
+      <w:r>
+        <w:t xml:space="preserve">H  </w:t>
+      </w:r>
+      <w:r>
+        <w:tab/>
+      </w:r>
+      <w:r>
+        <w:t xml:space="preserve">→ </w:t>
+      </w:r>
+      <w:r>
+        <w:tab/>
+      </w:r>
+      <w:r>
+        <w:t xml:space="preserve">[Q]  | </w:t>
+      </w:r>
+      <w:r>
+        <w:t xml:space="preserve"> </w:t>
+      </w:r>
+      <w:r>
+        <w:t>λ</w:t>
+      </w:r>
+      <w:r>
+        <w:tab/>
       </w:r>
       <w:r>
         <w:br/>
@@ -932,43 +555,43 @@
         <w:tab/>
       </w:r>
       <w:r>
-        <w:t xml:space="preserve">{ J K </w:t>
-      </w:r>
-      <w:r>
-        <w:t>E1</w:t>
+        <w:rPr>
+          <w:lang w:val="en-US"/>
+        </w:rPr>
+        <w:t xml:space="preserve">:= </w:t>
+      </w:r>
+      <w:r>
+        <w:t xml:space="preserve">{ </w:t>
+      </w:r>
+      <w:r>
+        <w:t xml:space="preserve">F </w:t>
+      </w:r>
+      <w:r>
+        <w:t xml:space="preserve">K </w:t>
+      </w:r>
+      <w:r>
+        <w:rPr>
+          <w:lang w:val="en-US"/>
+        </w:rPr>
+        <w:t>}</w:t>
       </w:r>
       <w:r>
         <w:t xml:space="preserve"> |</w:t>
       </w:r>
       <w:r>
-        <w:t xml:space="preserve"> [NUM] Z</w:t>
-      </w:r>
-      <w:r>
-        <w:t xml:space="preserve"> |</w:t>
-      </w:r>
-      <w:r>
-        <w:t xml:space="preserve"> [ID]</w:t>
-      </w:r>
-      <w:r>
-        <w:t xml:space="preserve"> |</w:t>
-      </w:r>
-      <w:r>
-        <w:t xml:space="preserve"> ( Q </w:t>
-      </w:r>
-    </w:p>
-    <w:p>
-      <w:r>
-        <w:t>G1</w:t>
-      </w:r>
-      <w:r>
-        <w:tab/>
-      </w:r>
-      <w:r>
-        <w:t>→</w:t>
-      </w:r>
-      <w:r>
-        <w:tab/>
-        <w:t>)</w:t>
+        <w:t xml:space="preserve"> </w:t>
+      </w:r>
+      <w:r>
+        <w:rPr>
+          <w:lang w:val="en-US"/>
+        </w:rPr>
+        <w:t xml:space="preserve">:= </w:t>
+      </w:r>
+      <w:r>
+        <w:rPr>
+          <w:lang w:val="en-US"/>
+        </w:rPr>
+        <w:t>F</w:t>
       </w:r>
       <w:r>
         <w:br/>
@@ -984,7 +607,13 @@
         <w:tab/>
       </w:r>
       <w:r>
-        <w:t>, J K</w:t>
+        <w:t xml:space="preserve">, </w:t>
+      </w:r>
+      <w:r>
+        <w:t xml:space="preserve">F </w:t>
+      </w:r>
+      <w:r>
+        <w:t>K</w:t>
       </w:r>
       <w:r>
         <w:t xml:space="preserve"> |</w:t>
@@ -994,320 +623,186 @@
       </w:r>
       <w:r>
         <w:br/>
-        <w:t xml:space="preserve">J </w:t>
-      </w:r>
-      <w:r>
-        <w:tab/>
-      </w:r>
-      <w:r>
+      </w:r>
+      <w:r>
+        <w:br/>
+      </w:r>
+      <w:r>
+        <w:br/>
+      </w:r>
+      <w:r>
+        <w:t xml:space="preserve">Q </w:t>
+      </w:r>
+      <w:r>
+        <w:tab/>
+        <w:t xml:space="preserve">→ </w:t>
+      </w:r>
+      <w:r>
+        <w:tab/>
+      </w:r>
+      <w:r>
+        <w:t>(Q)</w:t>
+      </w:r>
+      <w:r>
+        <w:t xml:space="preserve"> </w:t>
+      </w:r>
+      <w:r>
+        <w:t>T1</w:t>
+      </w:r>
+      <w:r>
+        <w:t xml:space="preserve"> </w:t>
+      </w:r>
+      <w:r>
+        <w:t>Q1 | [</w:t>
+      </w:r>
+      <w:r>
+        <w:rPr>
+          <w:lang w:val="en-US"/>
+        </w:rPr>
+        <w:t>NUM]</w:t>
+      </w:r>
+      <w:r>
+        <w:rPr>
+          <w:lang w:val="en-US"/>
+        </w:rPr>
+        <w:t xml:space="preserve"> Z</w:t>
+      </w:r>
+      <w:r>
+        <w:rPr>
+          <w:lang w:val="en-US"/>
+        </w:rPr>
+        <w:t xml:space="preserve"> </w:t>
+      </w:r>
+      <w:r>
+        <w:t>T1</w:t>
+      </w:r>
+      <w:r>
+        <w:t xml:space="preserve"> </w:t>
+      </w:r>
+      <w:r>
+        <w:t>Q1 | [ID]T1</w:t>
+      </w:r>
+      <w:r>
+        <w:t xml:space="preserve"> </w:t>
+      </w:r>
+      <w:r>
+        <w:t>Q1</w:t>
+      </w:r>
+    </w:p>
+    <w:p>
+      <w:r>
+        <w:t xml:space="preserve">Q1 </w:t>
+      </w:r>
+      <w:r>
+        <w:tab/>
+        <w:t xml:space="preserve">→ </w:t>
+      </w:r>
+      <w:r>
+        <w:tab/>
+        <w:t>+</w:t>
+      </w:r>
+      <w:r>
+        <w:t xml:space="preserve"> </w:t>
+      </w:r>
+      <w:r>
+        <w:t>T</w:t>
+      </w:r>
+      <w:r>
+        <w:t xml:space="preserve"> </w:t>
+      </w:r>
+      <w:r>
+        <w:t>Q1 | -</w:t>
+      </w:r>
+      <w:r>
+        <w:t xml:space="preserve"> </w:t>
+      </w:r>
+      <w:r>
+        <w:t>T</w:t>
+      </w:r>
+      <w:r>
+        <w:t xml:space="preserve"> </w:t>
+      </w:r>
+      <w:r>
+        <w:t>Q1 | λ</w:t>
+      </w:r>
+    </w:p>
+    <w:p>
+      <w:r>
+        <w:t xml:space="preserve">T </w:t>
+      </w:r>
+      <w:r>
+        <w:tab/>
+        <w:t xml:space="preserve">→ </w:t>
+      </w:r>
+      <w:r>
+        <w:tab/>
+        <w:t>(Q)</w:t>
+      </w:r>
+      <w:r>
+        <w:t xml:space="preserve"> </w:t>
+      </w:r>
+      <w:r>
+        <w:t>T1 | N</w:t>
+      </w:r>
+      <w:r>
+        <w:t xml:space="preserve"> </w:t>
+      </w:r>
+      <w:r>
+        <w:t>T1 | [ID]</w:t>
+      </w:r>
+      <w:r>
+        <w:t xml:space="preserve"> </w:t>
+      </w:r>
+      <w:r>
+        <w:t>T1</w:t>
+      </w:r>
+    </w:p>
+    <w:p>
+      <w:r>
+        <w:t xml:space="preserve">T1 </w:t>
+      </w:r>
+      <w:r>
+        <w:tab/>
+        <w:t xml:space="preserve">→ </w:t>
+      </w:r>
+      <w:r>
+        <w:tab/>
+        <w:t>*FT1 | /FT1 | λ</w:t>
+      </w:r>
+    </w:p>
+    <w:p>
+      <w:r>
+        <w:t xml:space="preserve">F </w:t>
+      </w:r>
+      <w:r>
+        <w:tab/>
+        <w:t xml:space="preserve">→ </w:t>
+      </w:r>
+      <w:r>
+        <w:tab/>
+      </w:r>
+      <w:r>
+        <w:t>(Q) | [NUM]</w:t>
+      </w:r>
+      <w:r>
+        <w:t xml:space="preserve"> | [ID]</w:t>
+      </w:r>
+    </w:p>
+    <w:p>
+      <w:r>
+        <w:t>L0</w:t>
+      </w:r>
+      <w:r>
+        <w:tab/>
         <w:t>→</w:t>
       </w:r>
       <w:r>
         <w:tab/>
-      </w:r>
-      <w:r>
-        <w:t>[NUM] Z |  [ID] |</w:t>
-      </w:r>
-      <w:r>
-        <w:t xml:space="preserve"> ( Q G1</w:t>
-      </w:r>
-      <w:r>
-        <w:br/>
-        <w:t>Z</w:t>
-      </w:r>
-      <w:r>
-        <w:tab/>
-      </w:r>
-      <w:r>
-        <w:t>→</w:t>
-      </w:r>
-      <w:r>
-        <w:tab/>
-      </w:r>
-      <w:r>
-        <w:t>. [NUM]</w:t>
-      </w:r>
-      <w:r>
-        <w:t xml:space="preserve"> |</w:t>
-      </w:r>
-      <w:r>
-        <w:t xml:space="preserve"> λ</w:t>
-      </w:r>
-      <w:r>
-        <w:br/>
-      </w:r>
-      <w:r>
-        <w:t>C</w:t>
-      </w:r>
-      <w:r>
-        <w:tab/>
-      </w:r>
-      <w:r>
-        <w:t>→</w:t>
-      </w:r>
-      <w:r>
-        <w:t xml:space="preserve"> </w:t>
-      </w:r>
-      <w:r>
-        <w:tab/>
-      </w:r>
-      <w:r>
-        <w:t xml:space="preserve">[NUM] Z Q1 </w:t>
-      </w:r>
-      <w:r>
-        <w:t xml:space="preserve"> C1</w:t>
-      </w:r>
-      <w:r>
-        <w:t xml:space="preserve">| </w:t>
-      </w:r>
-      <w:r>
-        <w:t xml:space="preserve">[ID] Q1 </w:t>
-      </w:r>
-      <w:r>
-        <w:t>C1</w:t>
-      </w:r>
-      <w:r>
-        <w:t xml:space="preserve"> |</w:t>
-      </w:r>
-      <w:r>
-        <w:t xml:space="preserve"> </w:t>
-      </w:r>
-      <w:r>
-        <w:t xml:space="preserve">( Q </w:t>
-      </w:r>
-      <w:r>
-        <w:t>G1</w:t>
-      </w:r>
-      <w:r>
-        <w:t xml:space="preserve"> Q1</w:t>
-      </w:r>
-      <w:r>
-        <w:t xml:space="preserve"> </w:t>
-      </w:r>
-      <w:r>
-        <w:t>C1</w:t>
-      </w:r>
-      <w:r>
-        <w:br/>
-        <w:t xml:space="preserve">C1 </w:t>
-      </w:r>
-      <w:r>
-        <w:tab/>
-      </w:r>
-      <w:r>
-        <w:t>→</w:t>
-      </w:r>
-      <w:r>
-        <w:t xml:space="preserve"> </w:t>
-      </w:r>
-      <w:r>
-        <w:tab/>
-      </w:r>
-      <w:r>
-        <w:t>&lt; Q</w:t>
-      </w:r>
-      <w:r>
-        <w:t xml:space="preserve"> |</w:t>
-      </w:r>
-      <w:r>
-        <w:t xml:space="preserve"> &gt; Q</w:t>
-      </w:r>
-      <w:r>
-        <w:t xml:space="preserve"> </w:t>
-      </w:r>
-      <w:r>
-        <w:t xml:space="preserve"> </w:t>
-      </w:r>
-      <w:r>
-        <w:t xml:space="preserve">| </w:t>
-      </w:r>
-      <w:r>
-        <w:t>= Q</w:t>
-      </w:r>
-      <w:r>
-        <w:t xml:space="preserve"> |</w:t>
-      </w:r>
-      <w:r>
-        <w:t xml:space="preserve"> != Q</w:t>
-      </w:r>
-      <w:r>
-        <w:br/>
-        <w:t xml:space="preserve">Q </w:t>
-      </w:r>
-      <w:r>
-        <w:tab/>
-      </w:r>
-      <w:r>
-        <w:t>→</w:t>
-      </w:r>
-      <w:r>
-        <w:t xml:space="preserve"> </w:t>
-      </w:r>
-      <w:r>
-        <w:tab/>
-      </w:r>
-      <w:r>
-        <w:t>[NUM] Z Q1</w:t>
-      </w:r>
-      <w:r>
-        <w:t xml:space="preserve"> |</w:t>
-      </w:r>
-      <w:r>
-        <w:t xml:space="preserve"> [ID] Q1</w:t>
-      </w:r>
-      <w:r>
-        <w:t xml:space="preserve"> |</w:t>
-      </w:r>
-      <w:r>
-        <w:t xml:space="preserve"> ( Q G1</w:t>
-      </w:r>
-      <w:r>
-        <w:t xml:space="preserve"> Q1</w:t>
-      </w:r>
-      <w:r>
-        <w:t xml:space="preserve"> </w:t>
-      </w:r>
-    </w:p>
-    <w:p>
-      <w:r>
-        <w:t xml:space="preserve">Q1 </w:t>
-      </w:r>
-      <w:r>
-        <w:tab/>
-      </w:r>
-      <w:r>
-        <w:t>→</w:t>
-      </w:r>
-      <w:r>
-        <w:tab/>
-      </w:r>
-      <w:r>
-        <w:t>+ T Q1</w:t>
-      </w:r>
-      <w:r>
-        <w:t xml:space="preserve"> | </w:t>
-      </w:r>
-      <w:r>
-        <w:t xml:space="preserve"> - T Q1</w:t>
-      </w:r>
-      <w:r>
-        <w:t xml:space="preserve"> |</w:t>
-      </w:r>
-      <w:r>
-        <w:t xml:space="preserve"> λ</w:t>
-      </w:r>
-      <w:r>
-        <w:br/>
-        <w:t xml:space="preserve">T </w:t>
-      </w:r>
-      <w:r>
-        <w:tab/>
-      </w:r>
-      <w:r>
-        <w:t>→</w:t>
-      </w:r>
-      <w:r>
-        <w:t xml:space="preserve"> </w:t>
-      </w:r>
-      <w:r>
-        <w:tab/>
-      </w:r>
-      <w:r>
-        <w:t>[NUM] Z T1</w:t>
-      </w:r>
-      <w:r>
-        <w:t xml:space="preserve"> |</w:t>
-      </w:r>
-      <w:r>
-        <w:t xml:space="preserve"> [ID] T1</w:t>
-      </w:r>
-      <w:r>
-        <w:t xml:space="preserve"> | </w:t>
-      </w:r>
-      <w:r>
-        <w:t xml:space="preserve">( Q </w:t>
-      </w:r>
-      <w:r>
-        <w:t>G1</w:t>
-      </w:r>
-      <w:r>
-        <w:t xml:space="preserve"> T1</w:t>
-      </w:r>
-      <w:r>
-        <w:br/>
-        <w:t>T1</w:t>
-      </w:r>
-      <w:r>
-        <w:tab/>
-      </w:r>
-      <w:r>
-        <w:t>→</w:t>
-      </w:r>
-      <w:r>
-        <w:tab/>
-      </w:r>
-      <w:r>
-        <w:t>* F T1</w:t>
-      </w:r>
-      <w:r>
-        <w:t xml:space="preserve"> |</w:t>
-      </w:r>
-      <w:r>
-        <w:t xml:space="preserve"> / F T1</w:t>
-      </w:r>
-      <w:r>
-        <w:t xml:space="preserve"> |</w:t>
-      </w:r>
-      <w:r>
-        <w:t xml:space="preserve"> λ</w:t>
-      </w:r>
-      <w:r>
-        <w:br/>
-        <w:t xml:space="preserve">F </w:t>
-      </w:r>
-      <w:r>
-        <w:tab/>
-      </w:r>
-      <w:r>
-        <w:t>→</w:t>
-      </w:r>
-      <w:r>
-        <w:t xml:space="preserve"> </w:t>
-      </w:r>
-      <w:r>
-        <w:tab/>
-        <w:t>( Q G1</w:t>
-      </w:r>
-      <w:r>
-        <w:t xml:space="preserve"> |</w:t>
-      </w:r>
-      <w:r>
-        <w:t xml:space="preserve"> [NUM] Z</w:t>
-      </w:r>
-      <w:r>
-        <w:t xml:space="preserve"> |</w:t>
-      </w:r>
-      <w:r>
-        <w:t xml:space="preserve"> [ID]</w:t>
-      </w:r>
-    </w:p>
-    <w:p>
-      <w:pPr>
-        <w:rPr>
-          <w:lang w:val="en-US"/>
-        </w:rPr>
-      </w:pPr>
-    </w:p>
-    <w:p>
-      <w:pPr>
-        <w:rPr>
-          <w:lang w:val="ru-RU"/>
-        </w:rPr>
-      </w:pPr>
-      <w:r>
-        <w:rPr>
-          <w:lang w:val="ru-RU"/>
-        </w:rPr>
+        <w:t>{ A1 X A1 }</w:t>
+      </w:r>
+    </w:p>
+    <w:p>
+      <w:r>
         <w:br w:type="page"/>
       </w:r>
     </w:p>
@@ -1322,8 +817,6 @@
           <w:lang w:val="ru-RU"/>
         </w:rPr>
       </w:pPr>
-      <w:bookmarkStart w:id="0" w:name="_GoBack"/>
-      <w:bookmarkEnd w:id="0"/>
       <w:r>
         <w:rPr>
           <w:lang w:val="ru-RU"/>
@@ -1878,7 +1371,7 @@
   <w:style w:type="paragraph" w:default="1" w:styleId="Normal">
     <w:name w:val="Normal"/>
     <w:qFormat/>
-    <w:rsid w:val="00B6165D"/>
+    <w:rsid w:val="007B4C8E"/>
   </w:style>
   <w:style w:type="character" w:default="1" w:styleId="DefaultParagraphFont">
     <w:name w:val="Default Paragraph Font"/>
